--- a/2.docx
+++ b/2.docx
@@ -257,7 +257,7 @@
           <w:szCs w:val="28"/>
         </w:rPr>
         <w:pict w14:anchorId="26F063C8">
-          <v:rect id="_x0000_i1042" style="width:0;height:1.5pt" o:hralign="center" o:hrstd="t" o:hr="t" fillcolor="#a0a0a0" stroked="f"/>
+          <v:rect id="_x0000_i1025" style="width:0;height:1.5pt" o:hralign="center" o:hrstd="t" o:hr="t" fillcolor="#a0a0a0" stroked="f"/>
         </w:pict>
       </w:r>
     </w:p>
@@ -402,7 +402,7 @@
           <w:szCs w:val="28"/>
         </w:rPr>
         <w:pict w14:anchorId="6F30A65A">
-          <v:rect id="_x0000_i1043" style="width:0;height:1.5pt" o:hralign="center" o:hrstd="t" o:hr="t" fillcolor="#a0a0a0" stroked="f"/>
+          <v:rect id="_x0000_i1026" style="width:0;height:1.5pt" o:hralign="center" o:hrstd="t" o:hr="t" fillcolor="#a0a0a0" stroked="f"/>
         </w:pict>
       </w:r>
     </w:p>
@@ -635,6 +635,7 @@
       <w:r>
         <w:rPr>
           <w:rFonts w:ascii="Times New Roman" w:hAnsi="Times New Roman" w:cs="Times New Roman"/>
+          <w:noProof/>
           <w:sz w:val="28"/>
           <w:szCs w:val="28"/>
         </w:rPr>
@@ -951,10 +952,14 @@
           <w:sz w:val="28"/>
           <w:szCs w:val="28"/>
         </w:rPr>
-        <w:lastRenderedPageBreak/>
-        <w:t xml:space="preserve">Q2. </w:t>
-      </w:r>
-      <w:r>
+        <w:t>Q2. Design Customer Journey map.</w:t>
+      </w:r>
+    </w:p>
+    <w:p>
+      <w:pPr>
+        <w:tabs>
+          <w:tab w:val="left" w:pos="3160"/>
+        </w:tabs>
         <w:rPr>
           <w:rFonts w:ascii="Times New Roman" w:hAnsi="Times New Roman" w:cs="Times New Roman"/>
           <w:b/>
@@ -962,14 +967,8 @@
           <w:sz w:val="28"/>
           <w:szCs w:val="28"/>
         </w:rPr>
-        <w:t>Design Customer Journey map.</w:t>
-      </w:r>
-    </w:p>
-    <w:p>
-      <w:pPr>
-        <w:tabs>
-          <w:tab w:val="left" w:pos="3160"/>
-        </w:tabs>
+      </w:pPr>
+      <w:r>
         <w:rPr>
           <w:rFonts w:ascii="Times New Roman" w:hAnsi="Times New Roman" w:cs="Times New Roman"/>
           <w:b/>
@@ -977,8 +976,15 @@
           <w:sz w:val="28"/>
           <w:szCs w:val="28"/>
         </w:rPr>
-      </w:pPr>
-      <w:r>
+        <w:lastRenderedPageBreak/>
+        <w:t xml:space="preserve">Ans. </w:t>
+      </w:r>
+    </w:p>
+    <w:p>
+      <w:pPr>
+        <w:tabs>
+          <w:tab w:val="left" w:pos="3160"/>
+        </w:tabs>
         <w:rPr>
           <w:rFonts w:ascii="Times New Roman" w:hAnsi="Times New Roman" w:cs="Times New Roman"/>
           <w:b/>
@@ -986,8 +992,7 @@
           <w:sz w:val="28"/>
           <w:szCs w:val="28"/>
         </w:rPr>
-        <w:t xml:space="preserve">Ans. </w:t>
-      </w:r>
+      </w:pPr>
     </w:p>
     <w:p>
       <w:pPr>
@@ -996,12 +1001,72 @@
         </w:tabs>
         <w:rPr>
           <w:rFonts w:ascii="Times New Roman" w:hAnsi="Times New Roman" w:cs="Times New Roman"/>
-          <w:b/>
-          <w:bCs/>
-          <w:sz w:val="28"/>
-          <w:szCs w:val="28"/>
-        </w:rPr>
-      </w:pPr>
+          <w:sz w:val="28"/>
+          <w:szCs w:val="28"/>
+        </w:rPr>
+      </w:pPr>
+      <w:r>
+        <w:rPr>
+          <w:rFonts w:ascii="Times New Roman" w:hAnsi="Times New Roman" w:cs="Times New Roman"/>
+          <w:sz w:val="28"/>
+          <w:szCs w:val="28"/>
+        </w:rPr>
+        <w:t xml:space="preserve">Mumbai </w:t>
+      </w:r>
+      <w:proofErr w:type="spellStart"/>
+      <w:r>
+        <w:rPr>
+          <w:rFonts w:ascii="Times New Roman" w:hAnsi="Times New Roman" w:cs="Times New Roman"/>
+          <w:sz w:val="28"/>
+          <w:szCs w:val="28"/>
+        </w:rPr>
+        <w:t>Dabbawala</w:t>
+      </w:r>
+      <w:proofErr w:type="spellEnd"/>
+      <w:r>
+        <w:rPr>
+          <w:rFonts w:ascii="Times New Roman" w:hAnsi="Times New Roman" w:cs="Times New Roman"/>
+          <w:sz w:val="28"/>
+          <w:szCs w:val="28"/>
+        </w:rPr>
+        <w:t xml:space="preserve"> is a traditional lunchbox delivery service website that connects customers with Mumbai’s famous </w:t>
+      </w:r>
+      <w:proofErr w:type="spellStart"/>
+      <w:r>
+        <w:rPr>
+          <w:rFonts w:ascii="Times New Roman" w:hAnsi="Times New Roman" w:cs="Times New Roman"/>
+          <w:sz w:val="28"/>
+          <w:szCs w:val="28"/>
+        </w:rPr>
+        <w:t>dabbawala</w:t>
+      </w:r>
+      <w:proofErr w:type="spellEnd"/>
+      <w:r>
+        <w:rPr>
+          <w:rFonts w:ascii="Times New Roman" w:hAnsi="Times New Roman" w:cs="Times New Roman"/>
+          <w:sz w:val="28"/>
+          <w:szCs w:val="28"/>
+        </w:rPr>
+        <w:t xml:space="preserve"> network, operating since 1890. It provides information about tiffin delivery services, digital registration, and the highly reliable system used to deliver home-cooked meals across Mumbai. The website highlights the efficiency, heritage, and customer-focused services of over 5,000 </w:t>
+      </w:r>
+      <w:proofErr w:type="spellStart"/>
+      <w:r>
+        <w:rPr>
+          <w:rFonts w:ascii="Times New Roman" w:hAnsi="Times New Roman" w:cs="Times New Roman"/>
+          <w:sz w:val="28"/>
+          <w:szCs w:val="28"/>
+        </w:rPr>
+        <w:t>dabbawalas</w:t>
+      </w:r>
+      <w:proofErr w:type="spellEnd"/>
+      <w:r>
+        <w:rPr>
+          <w:rFonts w:ascii="Times New Roman" w:hAnsi="Times New Roman" w:cs="Times New Roman"/>
+          <w:sz w:val="28"/>
+          <w:szCs w:val="28"/>
+        </w:rPr>
+        <w:t xml:space="preserve"> serving nearly 200,000 people daily.</w:t>
+      </w:r>
     </w:p>
     <w:p>
       <w:pPr>
@@ -1014,68 +1079,6 @@
           <w:szCs w:val="28"/>
         </w:rPr>
       </w:pPr>
-      <w:r>
-        <w:rPr>
-          <w:rFonts w:ascii="Times New Roman" w:hAnsi="Times New Roman" w:cs="Times New Roman"/>
-          <w:sz w:val="28"/>
-          <w:szCs w:val="28"/>
-        </w:rPr>
-        <w:t xml:space="preserve">Mumbai </w:t>
-      </w:r>
-      <w:proofErr w:type="spellStart"/>
-      <w:r>
-        <w:rPr>
-          <w:rFonts w:ascii="Times New Roman" w:hAnsi="Times New Roman" w:cs="Times New Roman"/>
-          <w:sz w:val="28"/>
-          <w:szCs w:val="28"/>
-        </w:rPr>
-        <w:t>Dabbawala</w:t>
-      </w:r>
-      <w:proofErr w:type="spellEnd"/>
-      <w:r>
-        <w:rPr>
-          <w:rFonts w:ascii="Times New Roman" w:hAnsi="Times New Roman" w:cs="Times New Roman"/>
-          <w:sz w:val="28"/>
-          <w:szCs w:val="28"/>
-        </w:rPr>
-        <w:t xml:space="preserve"> is a traditional lunchbox delivery service website that connects customers with Mumbai’s famous </w:t>
-      </w:r>
-      <w:proofErr w:type="spellStart"/>
-      <w:r>
-        <w:rPr>
-          <w:rFonts w:ascii="Times New Roman" w:hAnsi="Times New Roman" w:cs="Times New Roman"/>
-          <w:sz w:val="28"/>
-          <w:szCs w:val="28"/>
-        </w:rPr>
-        <w:t>dabbawala</w:t>
-      </w:r>
-      <w:proofErr w:type="spellEnd"/>
-      <w:r>
-        <w:rPr>
-          <w:rFonts w:ascii="Times New Roman" w:hAnsi="Times New Roman" w:cs="Times New Roman"/>
-          <w:sz w:val="28"/>
-          <w:szCs w:val="28"/>
-        </w:rPr>
-        <w:t xml:space="preserve"> network, operating since 1890. It provides information about tiffin delivery services, digital registration, and the highly reliable system used to deliver home-cooked meals across Mumbai. The website highlights the efficiency, heritage, and customer-focused services of over 5,000 </w:t>
-      </w:r>
-      <w:proofErr w:type="spellStart"/>
-      <w:r>
-        <w:rPr>
-          <w:rFonts w:ascii="Times New Roman" w:hAnsi="Times New Roman" w:cs="Times New Roman"/>
-          <w:sz w:val="28"/>
-          <w:szCs w:val="28"/>
-        </w:rPr>
-        <w:t>dabbawalas</w:t>
-      </w:r>
-      <w:proofErr w:type="spellEnd"/>
-      <w:r>
-        <w:rPr>
-          <w:rFonts w:ascii="Times New Roman" w:hAnsi="Times New Roman" w:cs="Times New Roman"/>
-          <w:sz w:val="28"/>
-          <w:szCs w:val="28"/>
-        </w:rPr>
-        <w:t xml:space="preserve"> serving nearly 200,000 people daily.</w:t>
-      </w:r>
     </w:p>
     <w:p>
       <w:pPr>
@@ -1088,21 +1091,10 @@
           <w:szCs w:val="28"/>
         </w:rPr>
       </w:pPr>
-    </w:p>
-    <w:p>
-      <w:pPr>
-        <w:tabs>
-          <w:tab w:val="left" w:pos="3160"/>
-        </w:tabs>
-        <w:rPr>
-          <w:rFonts w:ascii="Times New Roman" w:hAnsi="Times New Roman" w:cs="Times New Roman"/>
-          <w:sz w:val="28"/>
-          <w:szCs w:val="28"/>
-        </w:rPr>
-      </w:pPr>
-      <w:r>
-        <w:rPr>
-          <w:rFonts w:ascii="Times New Roman" w:hAnsi="Times New Roman" w:cs="Times New Roman"/>
+      <w:r>
+        <w:rPr>
+          <w:rFonts w:ascii="Times New Roman" w:hAnsi="Times New Roman" w:cs="Times New Roman"/>
+          <w:noProof/>
           <w:sz w:val="28"/>
           <w:szCs w:val="28"/>
         </w:rPr>
@@ -1166,6 +1158,7 @@
       <w:r>
         <w:rPr>
           <w:rFonts w:ascii="Times New Roman" w:hAnsi="Times New Roman" w:cs="Times New Roman"/>
+          <w:noProof/>
           <w:sz w:val="28"/>
           <w:szCs w:val="28"/>
         </w:rPr>
@@ -1241,9 +1234,11 @@
       <w:r>
         <w:rPr>
           <w:rFonts w:ascii="Times New Roman" w:hAnsi="Times New Roman" w:cs="Times New Roman"/>
-          <w:sz w:val="28"/>
-          <w:szCs w:val="28"/>
-        </w:rPr>
+          <w:noProof/>
+          <w:sz w:val="28"/>
+          <w:szCs w:val="28"/>
+        </w:rPr>
+        <w:lastRenderedPageBreak/>
         <w:drawing>
           <wp:inline distT="0" distB="0" distL="0" distR="0" wp14:anchorId="1575CC31" wp14:editId="6327428C">
             <wp:extent cx="5464013" cy="3429297"/>
@@ -1453,8 +1448,6 @@
       </w:pPr>
     </w:p>
     <w:sectPr>
-      <w:headerReference w:type="default" r:id="rId11"/>
-      <w:headerReference w:type="first" r:id="rId12"/>
       <w:pgSz w:w="11906" w:h="16838" w:code="9"/>
       <w:pgMar w:top="1440" w:right="1440" w:bottom="1440" w:left="1440" w:header="709" w:footer="680" w:gutter="0"/>
       <w:cols w:space="708"/>
@@ -1501,142 +1494,6 @@
     </w:p>
   </w:footnote>
 </w:footnotes>
-</file>
-
-<file path=word/header1.xml><?xml version="1.0" encoding="utf-8"?>
-<w:hdr xmlns:wpc="http://schemas.microsoft.com/office/word/2010/wordprocessingCanvas" xmlns:cx="http://schemas.microsoft.com/office/drawing/2014/chartex" xmlns:cx1="http://schemas.microsoft.com/office/drawing/2015/9/8/chartex" xmlns:cx2="http://schemas.microsoft.com/office/drawing/2015/10/21/chartex" xmlns:cx3="http://schemas.microsoft.com/office/drawing/2016/5/9/chartex" xmlns:cx4="http://schemas.microsoft.com/office/drawing/2016/5/10/chartex" xmlns:cx5="http://schemas.microsoft.com/office/drawing/2016/5/11/chartex" xmlns:cx6="http://schemas.microsoft.com/office/drawing/2016/5/12/chartex" xmlns:cx7="http://schemas.microsoft.com/office/drawing/2016/5/13/chartex" xmlns:cx8="http://schemas.microsoft.com/office/drawing/2016/5/14/chartex" xmlns:mc="http://schemas.openxmlformats.org/markup-compatibility/2006" xmlns:aink="http://schemas.microsoft.com/office/drawing/2016/ink" xmlns:am3d="http://schemas.microsoft.com/office/drawing/2017/model3d" xmlns:o="urn:schemas-microsoft-com:office:office" xmlns:oel="http://schemas.microsoft.com/office/2019/extlst" xmlns:r="http://schemas.openxmlformats.org/officeDocument/2006/relationships" xmlns:m="http://schemas.openxmlformats.org/officeDocument/2006/math" xmlns:v="urn:schemas-microsoft-com:vml" xmlns:wp14="http://schemas.microsoft.com/office/word/2010/wordprocessingDrawing" xmlns:wp="http://schemas.openxmlformats.org/drawingml/2006/wordprocessingDrawing" xmlns:w10="urn:schemas-microsoft-com:office:word" xmlns:w="http://schemas.openxmlformats.org/wordprocessingml/2006/main" xmlns:w14="http://schemas.microsoft.com/office/word/2010/wordml" xmlns:w15="http://schemas.microsoft.com/office/word/2012/wordml" xmlns:w16cex="http://schemas.microsoft.com/office/word/2018/wordml/cex" xmlns:w16cid="http://schemas.microsoft.com/office/word/2016/wordml/cid" xmlns:w16="http://schemas.microsoft.com/office/word/2018/wordml" xmlns:w16du="http://schemas.microsoft.com/office/word/2023/wordml/word16du" xmlns:w16sdtdh="http://schemas.microsoft.com/office/word/2020/wordml/sdtdatahash" xmlns:w16sdtfl="http://schemas.microsoft.com/office/word/2024/wordml/sdtformatlock" xmlns:w16se="http://schemas.microsoft.com/office/word/2015/wordml/symex" xmlns:wpg="http://schemas.microsoft.com/office/word/2010/wordprocessingGroup" xmlns:wpi="http://schemas.microsoft.com/office/word/2010/wordprocessingInk" xmlns:wne="http://schemas.microsoft.com/office/word/2006/wordml" xmlns:wps="http://schemas.microsoft.com/office/word/2010/wordprocessingShape" mc:Ignorable="w14 w15 w16se w16cid w16 w16cex w16sdtdh w16sdtfl w16du wp14">
-  <w:p>
-    <w:pPr>
-      <w:pStyle w:val="Header"/>
-      <w:rPr>
-        <w:rFonts w:ascii="Times New Roman" w:hAnsi="Times New Roman" w:cs="Times New Roman"/>
-        <w:sz w:val="24"/>
-        <w:szCs w:val="24"/>
-      </w:rPr>
-    </w:pPr>
-    <w:r>
-      <w:rPr>
-        <w:rFonts w:ascii="Times New Roman" w:hAnsi="Times New Roman" w:cs="Times New Roman"/>
-        <w:sz w:val="24"/>
-        <w:szCs w:val="24"/>
-      </w:rPr>
-      <w:t xml:space="preserve">Name – Omkar A. mohire </w:t>
-    </w:r>
-  </w:p>
-  <w:p>
-    <w:pPr>
-      <w:pStyle w:val="Header"/>
-      <w:rPr>
-        <w:rFonts w:ascii="Times New Roman" w:hAnsi="Times New Roman" w:cs="Times New Roman"/>
-        <w:sz w:val="24"/>
-        <w:szCs w:val="24"/>
-      </w:rPr>
-    </w:pPr>
-    <w:r>
-      <w:rPr>
-        <w:rFonts w:ascii="Times New Roman" w:hAnsi="Times New Roman" w:cs="Times New Roman"/>
-        <w:sz w:val="24"/>
-        <w:szCs w:val="24"/>
-      </w:rPr>
-      <w:t xml:space="preserve">Roll no – A-31 </w:t>
-    </w:r>
-  </w:p>
-  <w:p>
-    <w:pPr>
-      <w:pStyle w:val="Header"/>
-      <w:rPr>
-        <w:rFonts w:ascii="Times New Roman" w:hAnsi="Times New Roman" w:cs="Times New Roman"/>
-        <w:sz w:val="24"/>
-        <w:szCs w:val="24"/>
-      </w:rPr>
-    </w:pPr>
-    <w:r>
-      <w:rPr>
-        <w:rFonts w:ascii="Times New Roman" w:hAnsi="Times New Roman" w:cs="Times New Roman"/>
-        <w:sz w:val="24"/>
-        <w:szCs w:val="24"/>
-      </w:rPr>
-      <w:t xml:space="preserve">Subject – User Interface Lab  </w:t>
-    </w:r>
-  </w:p>
-  <w:p>
-    <w:pPr>
-      <w:pStyle w:val="Header"/>
-    </w:pPr>
-  </w:p>
-</w:hdr>
-</file>
-
-<file path=word/header2.xml><?xml version="1.0" encoding="utf-8"?>
-<w:hdr xmlns:wpc="http://schemas.microsoft.com/office/word/2010/wordprocessingCanvas" xmlns:cx="http://schemas.microsoft.com/office/drawing/2014/chartex" xmlns:cx1="http://schemas.microsoft.com/office/drawing/2015/9/8/chartex" xmlns:cx2="http://schemas.microsoft.com/office/drawing/2015/10/21/chartex" xmlns:cx3="http://schemas.microsoft.com/office/drawing/2016/5/9/chartex" xmlns:cx4="http://schemas.microsoft.com/office/drawing/2016/5/10/chartex" xmlns:cx5="http://schemas.microsoft.com/office/drawing/2016/5/11/chartex" xmlns:cx6="http://schemas.microsoft.com/office/drawing/2016/5/12/chartex" xmlns:cx7="http://schemas.microsoft.com/office/drawing/2016/5/13/chartex" xmlns:cx8="http://schemas.microsoft.com/office/drawing/2016/5/14/chartex" xmlns:mc="http://schemas.openxmlformats.org/markup-compatibility/2006" xmlns:aink="http://schemas.microsoft.com/office/drawing/2016/ink" xmlns:am3d="http://schemas.microsoft.com/office/drawing/2017/model3d" xmlns:o="urn:schemas-microsoft-com:office:office" xmlns:oel="http://schemas.microsoft.com/office/2019/extlst" xmlns:r="http://schemas.openxmlformats.org/officeDocument/2006/relationships" xmlns:m="http://schemas.openxmlformats.org/officeDocument/2006/math" xmlns:v="urn:schemas-microsoft-com:vml" xmlns:wp14="http://schemas.microsoft.com/office/word/2010/wordprocessingDrawing" xmlns:wp="http://schemas.openxmlformats.org/drawingml/2006/wordprocessingDrawing" xmlns:w10="urn:schemas-microsoft-com:office:word" xmlns:w="http://schemas.openxmlformats.org/wordprocessingml/2006/main" xmlns:w14="http://schemas.microsoft.com/office/word/2010/wordml" xmlns:w15="http://schemas.microsoft.com/office/word/2012/wordml" xmlns:w16cex="http://schemas.microsoft.com/office/word/2018/wordml/cex" xmlns:w16cid="http://schemas.microsoft.com/office/word/2016/wordml/cid" xmlns:w16="http://schemas.microsoft.com/office/word/2018/wordml" xmlns:w16du="http://schemas.microsoft.com/office/word/2023/wordml/word16du" xmlns:w16sdtdh="http://schemas.microsoft.com/office/word/2020/wordml/sdtdatahash" xmlns:w16sdtfl="http://schemas.microsoft.com/office/word/2024/wordml/sdtformatlock" xmlns:w16se="http://schemas.microsoft.com/office/word/2015/wordml/symex" xmlns:wpg="http://schemas.microsoft.com/office/word/2010/wordprocessingGroup" xmlns:wpi="http://schemas.microsoft.com/office/word/2010/wordprocessingInk" xmlns:wne="http://schemas.microsoft.com/office/word/2006/wordml" xmlns:wps="http://schemas.microsoft.com/office/word/2010/wordprocessingShape" mc:Ignorable="w14 w15 w16se w16cid w16 w16cex w16sdtdh w16sdtfl w16du wp14">
-  <w:p>
-    <w:pPr>
-      <w:pStyle w:val="Header"/>
-      <w:rPr>
-        <w:rFonts w:ascii="Times New Roman" w:hAnsi="Times New Roman" w:cs="Times New Roman"/>
-        <w:sz w:val="24"/>
-        <w:szCs w:val="24"/>
-      </w:rPr>
-    </w:pPr>
-    <w:r>
-      <w:rPr>
-        <w:rFonts w:ascii="Times New Roman" w:hAnsi="Times New Roman" w:cs="Times New Roman"/>
-        <w:sz w:val="24"/>
-        <w:szCs w:val="24"/>
-      </w:rPr>
-      <w:t xml:space="preserve">Name – Omkar A. mohire </w:t>
-    </w:r>
-  </w:p>
-  <w:p>
-    <w:pPr>
-      <w:pStyle w:val="Header"/>
-      <w:rPr>
-        <w:rFonts w:ascii="Times New Roman" w:hAnsi="Times New Roman" w:cs="Times New Roman"/>
-        <w:sz w:val="24"/>
-        <w:szCs w:val="24"/>
-      </w:rPr>
-    </w:pPr>
-    <w:r>
-      <w:rPr>
-        <w:rFonts w:ascii="Times New Roman" w:hAnsi="Times New Roman" w:cs="Times New Roman"/>
-        <w:sz w:val="24"/>
-        <w:szCs w:val="24"/>
-      </w:rPr>
-      <w:t xml:space="preserve">Roll no – A-31 </w:t>
-    </w:r>
-  </w:p>
-  <w:p>
-    <w:pPr>
-      <w:pStyle w:val="Header"/>
-      <w:rPr>
-        <w:rFonts w:ascii="Times New Roman" w:hAnsi="Times New Roman" w:cs="Times New Roman"/>
-        <w:sz w:val="24"/>
-        <w:szCs w:val="24"/>
-      </w:rPr>
-    </w:pPr>
-    <w:r>
-      <w:rPr>
-        <w:rFonts w:ascii="Times New Roman" w:hAnsi="Times New Roman" w:cs="Times New Roman"/>
-        <w:sz w:val="24"/>
-        <w:szCs w:val="24"/>
-      </w:rPr>
-      <w:t xml:space="preserve">Subject – User Interface Lab </w:t>
-    </w:r>
-    <w:r>
-      <w:rPr>
-        <w:rFonts w:ascii="Times New Roman" w:hAnsi="Times New Roman" w:cs="Times New Roman"/>
-        <w:sz w:val="24"/>
-        <w:szCs w:val="24"/>
-      </w:rPr>
-      <w:t xml:space="preserve"> </w:t>
-    </w:r>
-  </w:p>
-  <w:p>
-    <w:pPr>
-      <w:pStyle w:val="Header"/>
-    </w:pPr>
-  </w:p>
-</w:hdr>
 </file>
 
 <file path=word/numbering.xml><?xml version="1.0" encoding="utf-8"?>
@@ -2565,6 +2422,7 @@
   <w:style w:type="character" w:default="1" w:styleId="DefaultParagraphFont">
     <w:name w:val="Default Paragraph Font"/>
     <w:uiPriority w:val="1"/>
+    <w:semiHidden/>
     <w:unhideWhenUsed/>
   </w:style>
   <w:style w:type="table" w:default="1" w:styleId="TableNormal">
